--- a/智邦-產品碳足跡盤查總報告書_竹南_temp.docx
+++ b/智邦-產品碳足跡盤查總報告書_竹南_temp.docx
@@ -9127,25 +9127,7 @@
           <w:sz w:val="26"/>
           <w:szCs w:val="26"/>
         </w:rPr>
-        <w:t>機狀態，所有組件都處於各自的</w:t>
-      </w:r>
-      <w:proofErr w:type="gramStart"/>
-      <w:r>
-        <w:rPr>
-          <w:rFonts w:cs="Times New Roman" w:hint="eastAsia"/>
-          <w:sz w:val="26"/>
-          <w:szCs w:val="26"/>
-        </w:rPr>
-        <w:t>怠</w:t>
-      </w:r>
-      <w:proofErr w:type="gramEnd"/>
-      <w:r>
-        <w:rPr>
-          <w:rFonts w:cs="Times New Roman" w:hint="eastAsia"/>
-          <w:sz w:val="26"/>
-          <w:szCs w:val="26"/>
-        </w:rPr>
-        <w:t>機狀態。在此狀態下，設備不會處理或傳輸大量流量，但已準備好檢測活動，僅運作在系統啟動後預設的基本應用。</w:t>
+        <w:t>機狀態，所有組件都處於各自的怠機狀態。在此狀態下，設備不會處理或傳輸大量流量，但已準備好檢測活動，僅運作在系統啟動後預設的基本應用。</w:t>
       </w:r>
     </w:p>
     <w:p>
@@ -9473,6 +9455,7 @@
         </w:rPr>
         <w:t>3.2</w:t>
       </w:r>
+      <w:bookmarkStart w:id="41" w:name="OLE_LINK42"/>
       <w:r>
         <w:rPr>
           <w:rFonts w:ascii="Times New Roman" w:eastAsia="標楷體" w:hAnsi="Times New Roman"/>
@@ -10041,6 +10024,7 @@
         <w:t>。</w:t>
       </w:r>
     </w:p>
+    <w:bookmarkEnd w:id="41"/>
     <w:p>
       <w:pPr>
         <w:spacing w:line="20" w:lineRule="atLeast"/>
@@ -10206,8 +10190,8 @@
           <w:sz w:val="24"/>
         </w:rPr>
       </w:pPr>
-      <w:bookmarkStart w:id="41" w:name="_Toc8304299"/>
-      <w:bookmarkStart w:id="42" w:name="_Toc198209935"/>
+      <w:bookmarkStart w:id="42" w:name="_Toc8304299"/>
+      <w:bookmarkStart w:id="43" w:name="_Toc198209935"/>
       <w:r>
         <w:rPr>
           <w:rFonts w:cs="Times New Roman"/>
@@ -10272,7 +10256,7 @@
         </w:rPr>
         <w:t>、組織邊界圖</w:t>
       </w:r>
-      <w:bookmarkEnd w:id="41"/>
+      <w:bookmarkEnd w:id="42"/>
       <w:r>
         <w:rPr>
           <w:rFonts w:cs="Times New Roman" w:hint="eastAsia"/>
@@ -10280,7 +10264,7 @@
         </w:rPr>
         <w:t>-1</w:t>
       </w:r>
-      <w:bookmarkEnd w:id="42"/>
+      <w:bookmarkEnd w:id="43"/>
     </w:p>
     <w:p>
       <w:pPr>
@@ -10309,9 +10293,9 @@
           <w:rFonts w:ascii="Times New Roman" w:eastAsia="標楷體" w:hAnsi="Times New Roman"/>
         </w:rPr>
       </w:pPr>
-      <w:bookmarkStart w:id="43" w:name="_Toc513930194"/>
-      <w:bookmarkStart w:id="44" w:name="_Toc514028968"/>
-      <w:bookmarkStart w:id="45" w:name="_Toc197963296"/>
+      <w:bookmarkStart w:id="44" w:name="_Toc513930194"/>
+      <w:bookmarkStart w:id="45" w:name="_Toc514028968"/>
+      <w:bookmarkStart w:id="46" w:name="_Toc197963296"/>
       <w:r>
         <w:rPr>
           <w:rFonts w:ascii="Times New Roman" w:eastAsia="標楷體" w:hAnsi="Times New Roman"/>
@@ -10325,9 +10309,9 @@
         </w:rPr>
         <w:t>限制與假設</w:t>
       </w:r>
-      <w:bookmarkEnd w:id="43"/>
       <w:bookmarkEnd w:id="44"/>
       <w:bookmarkEnd w:id="45"/>
+      <w:bookmarkEnd w:id="46"/>
     </w:p>
     <w:p>
       <w:pPr>
@@ -10340,8 +10324,8 @@
           <w:szCs w:val="26"/>
         </w:rPr>
       </w:pPr>
-      <w:bookmarkStart w:id="46" w:name="_Toc513930195"/>
-      <w:bookmarkStart w:id="47" w:name="_Toc514028969"/>
+      <w:bookmarkStart w:id="47" w:name="_Toc513930195"/>
+      <w:bookmarkStart w:id="48" w:name="_Toc514028969"/>
       <w:r>
         <w:rPr>
           <w:rFonts w:cs="Times New Roman"/>
@@ -10919,7 +10903,7 @@
           <w:szCs w:val="26"/>
         </w:rPr>
       </w:pPr>
-      <w:commentRangeStart w:id="48"/>
+      <w:commentRangeStart w:id="49"/>
       <w:r>
         <w:rPr>
           <w:rFonts w:cs="Times New Roman"/>
@@ -11017,7 +11001,7 @@
         </w:rPr>
         <w:t>。</w:t>
       </w:r>
-      <w:commentRangeEnd w:id="48"/>
+      <w:commentRangeEnd w:id="49"/>
     </w:p>
     <w:p>
       <w:pPr>
@@ -11095,7 +11079,7 @@
         <w:rPr>
           <w:rStyle w:val="af4"/>
         </w:rPr>
-        <w:commentReference w:id="48"/>
+        <w:commentReference w:id="49"/>
       </w:r>
       <w:r>
         <w:rPr>
@@ -11123,7 +11107,7 @@
           <w:rFonts w:ascii="Times New Roman" w:eastAsia="標楷體" w:hAnsi="Times New Roman"/>
         </w:rPr>
       </w:pPr>
-      <w:bookmarkStart w:id="49" w:name="_Toc197963297"/>
+      <w:bookmarkStart w:id="50" w:name="_Toc197963297"/>
       <w:r>
         <w:rPr>
           <w:rFonts w:ascii="Times New Roman" w:eastAsia="標楷體" w:hAnsi="Times New Roman"/>
@@ -11142,9 +11126,9 @@
         </w:rPr>
         <w:t>(data Gap)</w:t>
       </w:r>
-      <w:bookmarkEnd w:id="46"/>
       <w:bookmarkEnd w:id="47"/>
-      <w:bookmarkEnd w:id="49"/>
+      <w:bookmarkEnd w:id="48"/>
+      <w:bookmarkEnd w:id="50"/>
     </w:p>
     <w:p>
       <w:pPr>
@@ -11239,25 +11223,25 @@
           <w:rFonts w:ascii="Times New Roman" w:eastAsia="標楷體" w:hAnsi="Times New Roman"/>
         </w:rPr>
       </w:pPr>
-      <w:bookmarkStart w:id="50" w:name="_Toc513930196"/>
-      <w:bookmarkStart w:id="51" w:name="_Toc514028970"/>
-      <w:bookmarkStart w:id="52" w:name="_Toc197963298"/>
+      <w:bookmarkStart w:id="51" w:name="_Toc513930196"/>
+      <w:bookmarkStart w:id="52" w:name="_Toc514028970"/>
+      <w:bookmarkStart w:id="53" w:name="_Toc197963298"/>
       <w:r>
         <w:rPr>
           <w:rFonts w:ascii="Times New Roman" w:eastAsia="標楷體" w:hAnsi="Times New Roman"/>
         </w:rPr>
         <w:t>3.5</w:t>
       </w:r>
-      <w:commentRangeStart w:id="53"/>
+      <w:commentRangeStart w:id="54"/>
       <w:r>
         <w:rPr>
           <w:rFonts w:ascii="Times New Roman" w:eastAsia="標楷體" w:hAnsi="Times New Roman"/>
         </w:rPr>
         <w:t>截斷準則說明</w:t>
       </w:r>
-      <w:bookmarkEnd w:id="50"/>
       <w:bookmarkEnd w:id="51"/>
-      <w:commentRangeEnd w:id="53"/>
+      <w:bookmarkEnd w:id="52"/>
+      <w:commentRangeEnd w:id="54"/>
       <w:r>
         <w:rPr>
           <w:rStyle w:val="af4"/>
@@ -11265,9 +11249,9 @@
           <w:b w:val="0"/>
           <w:bCs w:val="0"/>
         </w:rPr>
-        <w:commentReference w:id="53"/>
-      </w:r>
-      <w:bookmarkEnd w:id="52"/>
+        <w:commentReference w:id="54"/>
+      </w:r>
+      <w:bookmarkEnd w:id="53"/>
     </w:p>
     <w:p>
       <w:pPr>
@@ -11280,7 +11264,7 @@
           <w:szCs w:val="26"/>
         </w:rPr>
       </w:pPr>
-      <w:bookmarkStart w:id="54" w:name="OLE_LINK1"/>
+      <w:bookmarkStart w:id="55" w:name="OLE_LINK1"/>
       <w:r>
         <w:rPr>
           <w:rFonts w:cs="Times New Roman"/>
@@ -11527,7 +11511,7 @@
         </w:rPr>
         <w:t>。</w:t>
       </w:r>
-      <w:bookmarkEnd w:id="54"/>
+      <w:bookmarkEnd w:id="55"/>
     </w:p>
     <w:p>
       <w:pPr>
@@ -11647,12 +11631,12 @@
         <w:ind w:leftChars="0"/>
         <w:jc w:val="both"/>
         <w:rPr>
-          <w:del w:id="55" w:author="vicky_tseng 曾筱淇" w:date="2024-05-07T10:20:00Z"/>
-          <w:sz w:val="26"/>
-          <w:szCs w:val="26"/>
-        </w:rPr>
-      </w:pPr>
-      <w:del w:id="56" w:author="vicky_tseng 曾筱淇" w:date="2024-05-07T10:20:00Z">
+          <w:del w:id="56" w:author="vicky_tseng 曾筱淇" w:date="2024-05-07T10:20:00Z"/>
+          <w:sz w:val="26"/>
+          <w:szCs w:val="26"/>
+        </w:rPr>
+      </w:pPr>
+      <w:del w:id="57" w:author="vicky_tseng 曾筱淇" w:date="2024-05-07T10:20:00Z">
         <w:r>
           <w:rPr>
             <w:rFonts w:hint="eastAsia"/>
@@ -11765,9 +11749,9 @@
           <w:rFonts w:ascii="Times New Roman" w:eastAsia="標楷體" w:hAnsi="Times New Roman"/>
         </w:rPr>
       </w:pPr>
-      <w:bookmarkStart w:id="57" w:name="_Toc513930197"/>
-      <w:bookmarkStart w:id="58" w:name="_Toc514028971"/>
-      <w:bookmarkStart w:id="59" w:name="_Toc197963299"/>
+      <w:bookmarkStart w:id="58" w:name="_Toc513930197"/>
+      <w:bookmarkStart w:id="59" w:name="_Toc514028971"/>
+      <w:bookmarkStart w:id="60" w:name="_Toc197963299"/>
       <w:r>
         <w:rPr>
           <w:rFonts w:ascii="Times New Roman" w:eastAsia="標楷體" w:hAnsi="Times New Roman"/>
@@ -11781,9 +11765,9 @@
         </w:rPr>
         <w:t>選定分配方法</w:t>
       </w:r>
-      <w:bookmarkEnd w:id="57"/>
       <w:bookmarkEnd w:id="58"/>
       <w:bookmarkEnd w:id="59"/>
+      <w:bookmarkEnd w:id="60"/>
     </w:p>
     <w:p>
       <w:pPr>
@@ -11801,8 +11785,8 @@
           <w:szCs w:val="26"/>
         </w:rPr>
       </w:pPr>
-      <w:bookmarkStart w:id="60" w:name="_Toc513930198"/>
-      <w:bookmarkStart w:id="61" w:name="_Toc514028972"/>
+      <w:bookmarkStart w:id="61" w:name="_Toc513930198"/>
+      <w:bookmarkStart w:id="62" w:name="_Toc514028972"/>
       <w:r>
         <w:rPr>
           <w:rFonts w:cs="Times New Roman"/>
@@ -11811,7 +11795,7 @@
         </w:rPr>
         <w:t>該產品</w:t>
       </w:r>
-      <w:bookmarkStart w:id="62" w:name="OLE_LINK9"/>
+      <w:bookmarkStart w:id="63" w:name="OLE_LINK9"/>
       <w:r>
         <w:rPr>
           <w:rFonts w:cs="Times New Roman"/>
@@ -11820,7 +11804,7 @@
         </w:rPr>
         <w:t>「製程」</w:t>
       </w:r>
-      <w:bookmarkEnd w:id="62"/>
+      <w:bookmarkEnd w:id="63"/>
       <w:r>
         <w:rPr>
           <w:rFonts w:cs="Times New Roman"/>
@@ -11829,8 +11813,8 @@
         </w:rPr>
         <w:t>以及</w:t>
       </w:r>
-      <w:bookmarkStart w:id="63" w:name="OLE_LINK18"/>
-      <w:bookmarkStart w:id="64" w:name="OLE_LINK20"/>
+      <w:bookmarkStart w:id="64" w:name="OLE_LINK18"/>
+      <w:bookmarkStart w:id="65" w:name="OLE_LINK20"/>
       <w:r>
         <w:rPr>
           <w:rFonts w:cs="Times New Roman"/>
@@ -11855,8 +11839,8 @@
         </w:rPr>
         <w:t>」</w:t>
       </w:r>
-      <w:bookmarkEnd w:id="63"/>
       <w:bookmarkEnd w:id="64"/>
+      <w:bookmarkEnd w:id="65"/>
       <w:r>
         <w:rPr>
           <w:rFonts w:cs="Times New Roman"/>
@@ -11865,8 +11849,8 @@
         </w:rPr>
         <w:t>進行分配比例之計算。</w:t>
       </w:r>
-      <w:bookmarkStart w:id="65" w:name="OLE_LINK24"/>
-      <w:bookmarkStart w:id="66" w:name="OLE_LINK26"/>
+      <w:bookmarkStart w:id="66" w:name="OLE_LINK24"/>
+      <w:bookmarkStart w:id="67" w:name="OLE_LINK26"/>
     </w:p>
     <w:p>
       <w:pPr>
@@ -11888,8 +11872,8 @@
         </w:rPr>
         <w:t>「製程」</w:t>
       </w:r>
-      <w:bookmarkEnd w:id="65"/>
       <w:bookmarkEnd w:id="66"/>
+      <w:bookmarkEnd w:id="67"/>
       <w:r>
         <w:rPr>
           <w:rFonts w:cs="Times New Roman"/>
@@ -11898,7 +11882,7 @@
         </w:rPr>
         <w:t>：根據製程別區分原物料使用。</w:t>
       </w:r>
-      <w:bookmarkStart w:id="67" w:name="OLE_LINK35"/>
+      <w:bookmarkStart w:id="68" w:name="OLE_LINK35"/>
     </w:p>
     <w:p>
       <w:pPr>
@@ -12105,7 +12089,7 @@
         </w:rPr>
         <w:t>量</w:t>
       </w:r>
-      <w:bookmarkStart w:id="68" w:name="OLE_LINK34"/>
+      <w:bookmarkStart w:id="69" w:name="OLE_LINK34"/>
     </w:p>
     <w:p>
       <w:pPr>
@@ -13044,8 +13028,8 @@
         </m:f>
       </m:oMath>
     </w:p>
-    <w:bookmarkEnd w:id="67"/>
     <w:bookmarkEnd w:id="68"/>
+    <w:bookmarkEnd w:id="69"/>
     <w:p>
       <w:pPr>
         <w:spacing w:line="20" w:lineRule="atLeast"/>
@@ -14020,7 +14004,7 @@
           <w:rFonts w:ascii="Times New Roman" w:eastAsia="標楷體" w:hAnsi="Times New Roman"/>
         </w:rPr>
       </w:pPr>
-      <w:bookmarkStart w:id="69" w:name="_Toc197963300"/>
+      <w:bookmarkStart w:id="70" w:name="_Toc197963300"/>
       <w:r>
         <w:rPr>
           <w:rFonts w:ascii="Times New Roman" w:eastAsia="標楷體" w:hAnsi="Times New Roman"/>
@@ -14033,9 +14017,9 @@
         </w:rPr>
         <w:t>有關資訊的時間週期</w:t>
       </w:r>
-      <w:bookmarkEnd w:id="60"/>
       <w:bookmarkEnd w:id="61"/>
-      <w:bookmarkEnd w:id="69"/>
+      <w:bookmarkEnd w:id="62"/>
+      <w:bookmarkEnd w:id="70"/>
     </w:p>
     <w:p>
       <w:pPr>
@@ -14173,7 +14157,7 @@
         </w:rPr>
         <w:t>}}</w:t>
       </w:r>
-      <w:commentRangeStart w:id="70"/>
+      <w:commentRangeStart w:id="71"/>
       <w:r>
         <w:rPr>
           <w:rFonts w:cs="Times New Roman"/>
@@ -14219,12 +14203,12 @@
         </w:rPr>
         <w:t>。</w:t>
       </w:r>
-      <w:commentRangeEnd w:id="70"/>
+      <w:commentRangeEnd w:id="71"/>
       <w:r>
         <w:rPr>
           <w:rStyle w:val="af4"/>
         </w:rPr>
-        <w:commentReference w:id="70"/>
+        <w:commentReference w:id="71"/>
       </w:r>
     </w:p>
     <w:p>
@@ -14289,9 +14273,9 @@
           <w:szCs w:val="36"/>
         </w:rPr>
       </w:pPr>
-      <w:bookmarkStart w:id="71" w:name="_Toc513930199"/>
-      <w:bookmarkStart w:id="72" w:name="_Toc514028973"/>
-      <w:bookmarkStart w:id="73" w:name="_Toc197963301"/>
+      <w:bookmarkStart w:id="72" w:name="_Toc513930199"/>
+      <w:bookmarkStart w:id="73" w:name="_Toc514028973"/>
+      <w:bookmarkStart w:id="74" w:name="_Toc197963301"/>
       <w:r>
         <w:rPr>
           <w:szCs w:val="36"/>
@@ -14322,9 +14306,9 @@
         </w:rPr>
         <w:t>足跡之量化</w:t>
       </w:r>
-      <w:bookmarkEnd w:id="71"/>
       <w:bookmarkEnd w:id="72"/>
       <w:bookmarkEnd w:id="73"/>
+      <w:bookmarkEnd w:id="74"/>
     </w:p>
     <w:p>
       <w:pPr>
@@ -14335,10 +14319,10 @@
           <w:rFonts w:ascii="Times New Roman" w:eastAsia="標楷體" w:hAnsi="Times New Roman"/>
         </w:rPr>
       </w:pPr>
-      <w:bookmarkStart w:id="74" w:name="_Toc514251247"/>
-      <w:bookmarkStart w:id="75" w:name="_Toc197963302"/>
-      <w:bookmarkStart w:id="76" w:name="_Toc513930200"/>
-      <w:bookmarkStart w:id="77" w:name="_Toc514028974"/>
+      <w:bookmarkStart w:id="75" w:name="_Toc514251247"/>
+      <w:bookmarkStart w:id="76" w:name="_Toc197963302"/>
+      <w:bookmarkStart w:id="77" w:name="_Toc513930200"/>
+      <w:bookmarkStart w:id="78" w:name="_Toc514028974"/>
       <w:r>
         <w:rPr>
           <w:rFonts w:ascii="Times New Roman" w:eastAsia="標楷體" w:hAnsi="Times New Roman"/>
@@ -14357,8 +14341,8 @@
         </w:rPr>
         <w:t>足跡說明</w:t>
       </w:r>
-      <w:bookmarkEnd w:id="74"/>
       <w:bookmarkEnd w:id="75"/>
+      <w:bookmarkEnd w:id="76"/>
     </w:p>
     <w:p>
       <w:pPr>
@@ -14540,8 +14524,8 @@
           <w:szCs w:val="24"/>
         </w:rPr>
       </w:pPr>
-      <w:bookmarkStart w:id="78" w:name="_Toc8304426"/>
-      <w:bookmarkStart w:id="79" w:name="_Toc171330373"/>
+      <w:bookmarkStart w:id="79" w:name="_Toc8304426"/>
+      <w:bookmarkStart w:id="80" w:name="_Toc171330373"/>
       <w:r>
         <w:rPr>
           <w:rFonts w:cs="Times New Roman"/>
@@ -14631,7 +14615,7 @@
         </w:rPr>
         <w:t>足跡</w:t>
       </w:r>
-      <w:bookmarkEnd w:id="78"/>
+      <w:bookmarkEnd w:id="79"/>
       <w:r>
         <w:rPr>
           <w:rFonts w:cs="Times New Roman"/>
@@ -14640,7 +14624,7 @@
         </w:rPr>
         <w:t>評估類別</w:t>
       </w:r>
-      <w:bookmarkEnd w:id="79"/>
+      <w:bookmarkEnd w:id="80"/>
     </w:p>
     <w:tbl>
       <w:tblPr>
@@ -14945,7 +14929,7 @@
           <w:szCs w:val="24"/>
         </w:rPr>
       </w:pPr>
-      <w:bookmarkStart w:id="80" w:name="_Toc171330374"/>
+      <w:bookmarkStart w:id="81" w:name="_Toc171330374"/>
       <w:r>
         <w:rPr>
           <w:rFonts w:cs="Times New Roman"/>
@@ -15019,7 +15003,7 @@
         </w:rPr>
         <w:t>、碳足跡排放源評估類別</w:t>
       </w:r>
-      <w:bookmarkEnd w:id="80"/>
+      <w:bookmarkEnd w:id="81"/>
     </w:p>
     <w:tbl>
       <w:tblPr>
@@ -16466,7 +16450,7 @@
           <w:rFonts w:ascii="Times New Roman" w:eastAsia="標楷體" w:hAnsi="Times New Roman"/>
         </w:rPr>
       </w:pPr>
-      <w:bookmarkStart w:id="81" w:name="_Toc197963303"/>
+      <w:bookmarkStart w:id="82" w:name="_Toc197963303"/>
       <w:r>
         <w:rPr>
           <w:rFonts w:ascii="Times New Roman" w:eastAsia="標楷體" w:hAnsi="Times New Roman"/>
@@ -16485,7 +16469,7 @@
         </w:rPr>
         <w:t>考量的溫室氣體種類</w:t>
       </w:r>
-      <w:bookmarkEnd w:id="81"/>
+      <w:bookmarkEnd w:id="82"/>
     </w:p>
     <w:p>
       <w:pPr>
@@ -16901,7 +16885,7 @@
           <w:color w:val="FF0000"/>
         </w:rPr>
       </w:pPr>
-      <w:bookmarkStart w:id="82" w:name="_Toc197963304"/>
+      <w:bookmarkStart w:id="83" w:name="_Toc197963304"/>
       <w:r>
         <w:rPr>
           <w:rFonts w:ascii="Times New Roman" w:eastAsia="標楷體" w:hAnsi="Times New Roman"/>
@@ -16920,9 +16904,9 @@
         </w:rPr>
         <w:t>計算方法及流程說明</w:t>
       </w:r>
-      <w:bookmarkEnd w:id="76"/>
       <w:bookmarkEnd w:id="77"/>
-      <w:bookmarkEnd w:id="82"/>
+      <w:bookmarkEnd w:id="78"/>
+      <w:bookmarkEnd w:id="83"/>
     </w:p>
     <w:p>
       <w:pPr>
@@ -17300,11 +17284,11 @@
         </w:rPr>
         <w:t xml:space="preserve"> </w:t>
       </w:r>
-      <w:bookmarkStart w:id="83" w:name="OLE_LINK15"/>
-      <w:bookmarkStart w:id="84" w:name="OLE_LINK16"/>
-      <w:bookmarkStart w:id="85" w:name="OLE_LINK17"/>
-      <w:bookmarkStart w:id="86" w:name="OLE_LINK30"/>
-      <w:bookmarkStart w:id="87" w:name="OLE_LINK31"/>
+      <w:bookmarkStart w:id="84" w:name="OLE_LINK15"/>
+      <w:bookmarkStart w:id="85" w:name="OLE_LINK16"/>
+      <w:bookmarkStart w:id="86" w:name="OLE_LINK17"/>
+      <w:bookmarkStart w:id="87" w:name="OLE_LINK30"/>
+      <w:bookmarkStart w:id="88" w:name="OLE_LINK31"/>
       <w:r>
         <w:rPr>
           <w:rFonts w:cs="Times New Roman"/>
@@ -17375,11 +17359,11 @@
           </m:den>
         </m:f>
       </m:oMath>
-      <w:bookmarkEnd w:id="83"/>
       <w:bookmarkEnd w:id="84"/>
       <w:bookmarkEnd w:id="85"/>
       <w:bookmarkEnd w:id="86"/>
       <w:bookmarkEnd w:id="87"/>
+      <w:bookmarkEnd w:id="88"/>
     </w:p>
     <w:p>
       <w:pPr>
@@ -17829,8 +17813,8 @@
         </w:rPr>
         <w:t xml:space="preserve"> </w:t>
       </w:r>
-      <w:bookmarkStart w:id="88" w:name="OLE_LINK21"/>
-      <w:bookmarkStart w:id="89" w:name="OLE_LINK23"/>
+      <w:bookmarkStart w:id="89" w:name="OLE_LINK21"/>
+      <w:bookmarkStart w:id="90" w:name="OLE_LINK23"/>
       <w:r>
         <w:rPr>
           <w:rFonts w:cs="Times New Roman"/>
@@ -17840,8 +17824,8 @@
         </w:rPr>
         <w:t>×</w:t>
       </w:r>
-      <w:bookmarkEnd w:id="88"/>
       <w:bookmarkEnd w:id="89"/>
+      <w:bookmarkEnd w:id="90"/>
       <w:r>
         <w:rPr>
           <w:rFonts w:cs="Times New Roman"/>
@@ -17916,8 +17900,8 @@
         </w:rPr>
         <w:t>運輸方式排放係數</w:t>
       </w:r>
-      <w:bookmarkStart w:id="90" w:name="OLE_LINK2"/>
-      <w:bookmarkStart w:id="91" w:name="OLE_LINK3"/>
+      <w:bookmarkStart w:id="91" w:name="OLE_LINK2"/>
+      <w:bookmarkStart w:id="92" w:name="OLE_LINK3"/>
     </w:p>
     <w:p>
       <w:pPr>
@@ -18158,8 +18142,8 @@
         <w:t>足跡量</w:t>
       </w:r>
     </w:p>
-    <w:bookmarkEnd w:id="90"/>
     <w:bookmarkEnd w:id="91"/>
+    <w:bookmarkEnd w:id="92"/>
     <w:p>
       <w:pPr>
         <w:spacing w:line="20" w:lineRule="atLeast"/>
@@ -18352,8 +18336,8 @@
         </w:rPr>
         <w:tab/>
       </w:r>
-      <w:bookmarkStart w:id="92" w:name="OLE_LINK32"/>
-      <w:bookmarkStart w:id="93" w:name="OLE_LINK33"/>
+      <w:bookmarkStart w:id="93" w:name="OLE_LINK32"/>
+      <w:bookmarkStart w:id="94" w:name="OLE_LINK33"/>
       <w:r>
         <w:rPr>
           <w:rFonts w:cs="Times New Roman"/>
@@ -18363,8 +18347,8 @@
         </w:rPr>
         <w:t xml:space="preserve">= </w:t>
       </w:r>
-      <w:bookmarkEnd w:id="92"/>
       <w:bookmarkEnd w:id="93"/>
+      <w:bookmarkEnd w:id="94"/>
       <w:r>
         <w:rPr>
           <w:rFonts w:cs="Times New Roman" w:hint="eastAsia"/>
@@ -20878,25 +20862,14 @@
         </w:rPr>
         <w:t>本軟體選用資料庫</w:t>
       </w:r>
-      <w:proofErr w:type="spellStart"/>
-      <w:r>
-        <w:rPr>
-          <w:rFonts w:cs="Times New Roman"/>
-          <w:kern w:val="0"/>
-          <w:position w:val="-2"/>
-          <w:szCs w:val="24"/>
-        </w:rPr>
-        <w:t>Ecoinvent</w:t>
-      </w:r>
-      <w:proofErr w:type="spellEnd"/>
-      <w:r>
-        <w:rPr>
-          <w:rFonts w:cs="Times New Roman"/>
-          <w:kern w:val="0"/>
-          <w:position w:val="-2"/>
-          <w:szCs w:val="24"/>
-        </w:rPr>
-        <w:t xml:space="preserve"> 3</w:t>
+      <w:r>
+        <w:rPr>
+          <w:rFonts w:cs="Times New Roman"/>
+          <w:kern w:val="0"/>
+          <w:position w:val="-2"/>
+          <w:szCs w:val="24"/>
+        </w:rPr>
+        <w:t>Ecoinvent 3</w:t>
       </w:r>
       <w:r>
         <w:rPr>
@@ -20927,9 +20900,9 @@
           <w:rFonts w:ascii="Times New Roman" w:eastAsia="標楷體" w:hAnsi="Times New Roman"/>
         </w:rPr>
       </w:pPr>
-      <w:bookmarkStart w:id="94" w:name="_Toc513930201"/>
-      <w:bookmarkStart w:id="95" w:name="_Toc514028975"/>
-      <w:bookmarkStart w:id="96" w:name="_Toc197963305"/>
+      <w:bookmarkStart w:id="95" w:name="_Toc513930201"/>
+      <w:bookmarkStart w:id="96" w:name="_Toc514028975"/>
+      <w:bookmarkStart w:id="97" w:name="_Toc197963305"/>
       <w:r>
         <w:rPr>
           <w:rFonts w:ascii="Times New Roman" w:eastAsia="標楷體" w:hAnsi="Times New Roman"/>
@@ -20942,9 +20915,9 @@
         </w:rPr>
         <w:t>活動數據收集說明</w:t>
       </w:r>
-      <w:bookmarkEnd w:id="94"/>
       <w:bookmarkEnd w:id="95"/>
       <w:bookmarkEnd w:id="96"/>
+      <w:bookmarkEnd w:id="97"/>
     </w:p>
     <w:p>
       <w:pPr>
@@ -21640,7 +21613,7 @@
           <w:szCs w:val="32"/>
         </w:rPr>
       </w:pPr>
-      <w:bookmarkStart w:id="97" w:name="_Toc171330375"/>
+      <w:bookmarkStart w:id="98" w:name="_Toc171330375"/>
       <w:r>
         <w:rPr>
           <w:rFonts w:hint="eastAsia"/>
@@ -21740,7 +21713,7 @@
         </w:rPr>
         <w:t>數據蒐集的方式及來源</w:t>
       </w:r>
-      <w:bookmarkEnd w:id="97"/>
+      <w:bookmarkEnd w:id="98"/>
     </w:p>
     <w:tbl>
       <w:tblPr>
@@ -23104,7 +23077,7 @@
           <w:rFonts w:ascii="Times New Roman" w:eastAsia="標楷體" w:hAnsi="Times New Roman"/>
         </w:rPr>
       </w:pPr>
-      <w:bookmarkStart w:id="98" w:name="_Toc197963306"/>
+      <w:bookmarkStart w:id="99" w:name="_Toc197963306"/>
       <w:r>
         <w:rPr>
           <w:rFonts w:ascii="Times New Roman" w:eastAsia="標楷體" w:hAnsi="Times New Roman" w:hint="eastAsia"/>
@@ -23123,7 +23096,7 @@
         </w:rPr>
         <w:t>活動數據保存年限及管理方法</w:t>
       </w:r>
-      <w:bookmarkEnd w:id="98"/>
+      <w:bookmarkEnd w:id="99"/>
     </w:p>
     <w:p>
       <w:r>
@@ -23174,7 +23147,7 @@
           <w:szCs w:val="24"/>
         </w:rPr>
       </w:pPr>
-      <w:bookmarkStart w:id="99" w:name="_Toc171330376"/>
+      <w:bookmarkStart w:id="100" w:name="_Toc171330376"/>
       <w:r>
         <w:rPr>
           <w:rFonts w:hint="eastAsia"/>
@@ -23282,7 +23255,7 @@
         </w:rPr>
         <w:t>保存年限及管理方法</w:t>
       </w:r>
-      <w:bookmarkEnd w:id="99"/>
+      <w:bookmarkEnd w:id="100"/>
     </w:p>
     <w:tbl>
       <w:tblPr>
@@ -25257,11 +25230,11 @@
           <w:rFonts w:ascii="Times New Roman" w:eastAsia="標楷體" w:hAnsi="Times New Roman"/>
         </w:rPr>
       </w:pPr>
-      <w:bookmarkStart w:id="100" w:name="_Toc513930202"/>
-      <w:bookmarkStart w:id="101" w:name="_Toc514028976"/>
-      <w:bookmarkStart w:id="102" w:name="_Toc197963307"/>
-      <w:bookmarkStart w:id="103" w:name="_Toc513930203"/>
-      <w:bookmarkStart w:id="104" w:name="_Toc514028977"/>
+      <w:bookmarkStart w:id="101" w:name="_Toc513930202"/>
+      <w:bookmarkStart w:id="102" w:name="_Toc514028976"/>
+      <w:bookmarkStart w:id="103" w:name="_Toc197963307"/>
+      <w:bookmarkStart w:id="104" w:name="_Toc513930203"/>
+      <w:bookmarkStart w:id="105" w:name="_Toc514028977"/>
       <w:r>
         <w:rPr>
           <w:rFonts w:ascii="Times New Roman" w:eastAsia="標楷體" w:hAnsi="Times New Roman"/>
@@ -25288,9 +25261,9 @@
         </w:rPr>
         <w:t>階段排放係數引用方式</w:t>
       </w:r>
-      <w:bookmarkEnd w:id="100"/>
       <w:bookmarkEnd w:id="101"/>
       <w:bookmarkEnd w:id="102"/>
+      <w:bookmarkEnd w:id="103"/>
     </w:p>
     <w:p>
       <w:pPr>
@@ -25474,8 +25447,8 @@
           <w:szCs w:val="24"/>
         </w:rPr>
       </w:pPr>
-      <w:bookmarkStart w:id="105" w:name="OLE_LINK13"/>
-      <w:bookmarkStart w:id="106" w:name="OLE_LINK14"/>
+      <w:bookmarkStart w:id="106" w:name="OLE_LINK13"/>
+      <w:bookmarkStart w:id="107" w:name="OLE_LINK14"/>
       <w:r>
         <w:rPr>
           <w:rFonts w:cs="Times New Roman"/>
@@ -25485,7 +25458,6 @@
         </w:rPr>
         <w:t>標的產品原物料之係數引用</w:t>
       </w:r>
-      <w:proofErr w:type="spellStart"/>
       <w:r>
         <w:rPr>
           <w:rFonts w:cs="Times New Roman"/>
@@ -25493,17 +25465,7 @@
           <w:kern w:val="0"/>
           <w:szCs w:val="24"/>
         </w:rPr>
-        <w:t>Ecoinvent</w:t>
-      </w:r>
-      <w:proofErr w:type="spellEnd"/>
-      <w:r>
-        <w:rPr>
-          <w:rFonts w:cs="Times New Roman"/>
-          <w:color w:val="0000CC"/>
-          <w:kern w:val="0"/>
-          <w:szCs w:val="24"/>
-        </w:rPr>
-        <w:t xml:space="preserve"> 3</w:t>
+        <w:t>Ecoinvent 3</w:t>
       </w:r>
       <w:r>
         <w:rPr>
@@ -25594,7 +25556,6 @@
         </w:rPr>
         <w:t>及</w:t>
       </w:r>
-      <w:proofErr w:type="spellStart"/>
       <w:r>
         <w:rPr>
           <w:rFonts w:cs="Times New Roman" w:hint="eastAsia"/>
@@ -25602,17 +25563,7 @@
           <w:kern w:val="0"/>
           <w:szCs w:val="24"/>
         </w:rPr>
-        <w:t>Ecoinvent</w:t>
-      </w:r>
-      <w:proofErr w:type="spellEnd"/>
-      <w:r>
-        <w:rPr>
-          <w:rFonts w:cs="Times New Roman" w:hint="eastAsia"/>
-          <w:color w:val="0000CC"/>
-          <w:kern w:val="0"/>
-          <w:szCs w:val="24"/>
-        </w:rPr>
-        <w:t xml:space="preserve"> 3</w:t>
+        <w:t>Ecoinvent 3</w:t>
       </w:r>
       <w:r>
         <w:rPr>
@@ -25840,7 +25791,6 @@
         </w:rPr>
         <w:t>引用</w:t>
       </w:r>
-      <w:proofErr w:type="spellStart"/>
       <w:r>
         <w:rPr>
           <w:rFonts w:cs="Times New Roman"/>
@@ -25848,17 +25798,7 @@
           <w:kern w:val="0"/>
           <w:szCs w:val="24"/>
         </w:rPr>
-        <w:t>Ecoinvent</w:t>
-      </w:r>
-      <w:proofErr w:type="spellEnd"/>
-      <w:r>
-        <w:rPr>
-          <w:rFonts w:cs="Times New Roman"/>
-          <w:color w:val="0000CC"/>
-          <w:kern w:val="0"/>
-          <w:szCs w:val="24"/>
-        </w:rPr>
-        <w:t xml:space="preserve"> 3</w:t>
+        <w:t>Ecoinvent 3</w:t>
       </w:r>
       <w:r>
         <w:rPr>
@@ -25982,7 +25922,6 @@
         </w:rPr>
         <w:t>引用</w:t>
       </w:r>
-      <w:proofErr w:type="spellStart"/>
       <w:r>
         <w:rPr>
           <w:rFonts w:cs="Times New Roman"/>
@@ -25990,17 +25929,7 @@
           <w:kern w:val="0"/>
           <w:szCs w:val="24"/>
         </w:rPr>
-        <w:t>Ecoinvent</w:t>
-      </w:r>
-      <w:proofErr w:type="spellEnd"/>
-      <w:r>
-        <w:rPr>
-          <w:rFonts w:cs="Times New Roman"/>
-          <w:color w:val="0000CC"/>
-          <w:kern w:val="0"/>
-          <w:szCs w:val="24"/>
-        </w:rPr>
-        <w:t xml:space="preserve"> 3</w:t>
+        <w:t>Ecoinvent 3</w:t>
       </w:r>
       <w:r>
         <w:rPr>
@@ -26038,11 +25967,11 @@
           <w:szCs w:val="24"/>
         </w:rPr>
       </w:pPr>
-      <w:bookmarkStart w:id="107" w:name="OLE_LINK6"/>
-      <w:bookmarkStart w:id="108" w:name="OLE_LINK7"/>
-      <w:bookmarkStart w:id="109" w:name="OLE_LINK8"/>
-      <w:bookmarkEnd w:id="105"/>
+      <w:bookmarkStart w:id="108" w:name="OLE_LINK6"/>
+      <w:bookmarkStart w:id="109" w:name="OLE_LINK7"/>
+      <w:bookmarkStart w:id="110" w:name="OLE_LINK8"/>
       <w:bookmarkEnd w:id="106"/>
+      <w:bookmarkEnd w:id="107"/>
       <w:r>
         <w:rPr>
           <w:rFonts w:cs="Times New Roman"/>
@@ -26052,9 +25981,9 @@
         </w:rPr>
         <w:t>能資源的係數引用</w:t>
       </w:r>
-      <w:bookmarkEnd w:id="107"/>
       <w:bookmarkEnd w:id="108"/>
       <w:bookmarkEnd w:id="109"/>
+      <w:bookmarkEnd w:id="110"/>
     </w:p>
     <w:p>
       <w:pPr>
@@ -26073,7 +26002,7 @@
           <w:szCs w:val="24"/>
         </w:rPr>
       </w:pPr>
-      <w:bookmarkStart w:id="110" w:name="OLE_LINK19"/>
+      <w:bookmarkStart w:id="111" w:name="OLE_LINK19"/>
       <w:r>
         <w:rPr>
           <w:rFonts w:cs="Times New Roman"/>
@@ -26083,7 +26012,6 @@
         </w:rPr>
         <w:t>自來水之係數引用</w:t>
       </w:r>
-      <w:proofErr w:type="spellStart"/>
       <w:r>
         <w:rPr>
           <w:rFonts w:cs="Times New Roman" w:hint="eastAsia"/>
@@ -26091,17 +26019,7 @@
           <w:kern w:val="0"/>
           <w:szCs w:val="24"/>
         </w:rPr>
-        <w:t>Ecoinvent</w:t>
-      </w:r>
-      <w:proofErr w:type="spellEnd"/>
-      <w:r>
-        <w:rPr>
-          <w:rFonts w:cs="Times New Roman" w:hint="eastAsia"/>
-          <w:color w:val="0000CC"/>
-          <w:kern w:val="0"/>
-          <w:szCs w:val="24"/>
-        </w:rPr>
-        <w:t xml:space="preserve"> 3</w:t>
+        <w:t>Ecoinvent 3</w:t>
       </w:r>
       <w:r>
         <w:rPr>
@@ -26112,7 +26030,7 @@
         </w:rPr>
         <w:t>資料庫找出適合之係數。</w:t>
       </w:r>
-      <w:bookmarkEnd w:id="110"/>
+      <w:bookmarkEnd w:id="111"/>
     </w:p>
     <w:p>
       <w:pPr>
@@ -26275,9 +26193,9 @@
           <w:szCs w:val="24"/>
         </w:rPr>
       </w:pPr>
-      <w:bookmarkStart w:id="111" w:name="OLE_LINK22"/>
-      <w:bookmarkStart w:id="112" w:name="OLE_LINK4"/>
-      <w:bookmarkStart w:id="113" w:name="OLE_LINK5"/>
+      <w:bookmarkStart w:id="112" w:name="OLE_LINK22"/>
+      <w:bookmarkStart w:id="113" w:name="OLE_LINK4"/>
+      <w:bookmarkStart w:id="114" w:name="OLE_LINK5"/>
       <w:r>
         <w:rPr>
           <w:rFonts w:cs="Times New Roman"/>
@@ -26305,8 +26223,8 @@
           <w:szCs w:val="24"/>
         </w:rPr>
       </w:pPr>
-      <w:bookmarkStart w:id="114" w:name="OLE_LINK25"/>
-      <w:bookmarkEnd w:id="111"/>
+      <w:bookmarkStart w:id="115" w:name="OLE_LINK25"/>
+      <w:bookmarkEnd w:id="112"/>
       <w:r>
         <w:rPr>
           <w:rFonts w:cs="Times New Roman"/>
@@ -26352,7 +26270,6 @@
         </w:rPr>
         <w:t>及</w:t>
       </w:r>
-      <w:proofErr w:type="spellStart"/>
       <w:r>
         <w:rPr>
           <w:rFonts w:cs="Times New Roman" w:hint="eastAsia"/>
@@ -26360,17 +26277,7 @@
           <w:kern w:val="0"/>
           <w:szCs w:val="24"/>
         </w:rPr>
-        <w:t>Ecoinvent</w:t>
-      </w:r>
-      <w:proofErr w:type="spellEnd"/>
-      <w:r>
-        <w:rPr>
-          <w:rFonts w:cs="Times New Roman" w:hint="eastAsia"/>
-          <w:color w:val="0000CC"/>
-          <w:kern w:val="0"/>
-          <w:szCs w:val="24"/>
-        </w:rPr>
-        <w:t xml:space="preserve"> 3</w:t>
+        <w:t>Ecoinvent 3</w:t>
       </w:r>
       <w:r>
         <w:rPr>
@@ -26382,7 +26289,7 @@
         <w:t>資料庫找出適合之係數。</w:t>
       </w:r>
     </w:p>
-    <w:bookmarkEnd w:id="114"/>
+    <w:bookmarkEnd w:id="115"/>
     <w:p>
       <w:pPr>
         <w:pStyle w:val="a9"/>
@@ -26471,7 +26378,6 @@
         </w:rPr>
         <w:t>及</w:t>
       </w:r>
-      <w:proofErr w:type="spellStart"/>
       <w:r>
         <w:rPr>
           <w:rFonts w:cs="Times New Roman" w:hint="eastAsia"/>
@@ -26479,17 +26385,7 @@
           <w:kern w:val="0"/>
           <w:szCs w:val="24"/>
         </w:rPr>
-        <w:t>Ecoinvent</w:t>
-      </w:r>
-      <w:proofErr w:type="spellEnd"/>
-      <w:r>
-        <w:rPr>
-          <w:rFonts w:cs="Times New Roman" w:hint="eastAsia"/>
-          <w:color w:val="0000CC"/>
-          <w:kern w:val="0"/>
-          <w:szCs w:val="24"/>
-        </w:rPr>
-        <w:t xml:space="preserve"> 3</w:t>
+        <w:t>Ecoinvent 3</w:t>
       </w:r>
       <w:r>
         <w:rPr>
@@ -26609,8 +26505,8 @@
         <w:t>。</w:t>
       </w:r>
     </w:p>
-    <w:bookmarkEnd w:id="112"/>
     <w:bookmarkEnd w:id="113"/>
+    <w:bookmarkEnd w:id="114"/>
     <w:p>
       <w:pPr>
         <w:pStyle w:val="a9"/>
@@ -26708,7 +26604,6 @@
         </w:rPr>
         <w:t>及</w:t>
       </w:r>
-      <w:proofErr w:type="spellStart"/>
       <w:r>
         <w:rPr>
           <w:rFonts w:cs="Times New Roman" w:hint="eastAsia"/>
@@ -26716,17 +26611,7 @@
           <w:kern w:val="0"/>
           <w:szCs w:val="24"/>
         </w:rPr>
-        <w:t>Ecoinvent</w:t>
-      </w:r>
-      <w:proofErr w:type="spellEnd"/>
-      <w:r>
-        <w:rPr>
-          <w:rFonts w:cs="Times New Roman" w:hint="eastAsia"/>
-          <w:color w:val="0000CC"/>
-          <w:kern w:val="0"/>
-          <w:szCs w:val="24"/>
-        </w:rPr>
-        <w:t xml:space="preserve"> 3</w:t>
+        <w:t>Ecoinvent 3</w:t>
       </w:r>
       <w:r>
         <w:rPr>
@@ -26932,7 +26817,6 @@
         </w:rPr>
         <w:t>及</w:t>
       </w:r>
-      <w:proofErr w:type="spellStart"/>
       <w:r>
         <w:rPr>
           <w:rFonts w:cs="Times New Roman" w:hint="eastAsia"/>
@@ -26940,17 +26824,7 @@
           <w:kern w:val="0"/>
           <w:szCs w:val="24"/>
         </w:rPr>
-        <w:t>Ecoinvent</w:t>
-      </w:r>
-      <w:proofErr w:type="spellEnd"/>
-      <w:r>
-        <w:rPr>
-          <w:rFonts w:cs="Times New Roman" w:hint="eastAsia"/>
-          <w:color w:val="0000CC"/>
-          <w:kern w:val="0"/>
-          <w:szCs w:val="24"/>
-        </w:rPr>
-        <w:t xml:space="preserve"> 3</w:t>
+        <w:t>Ecoinvent 3</w:t>
       </w:r>
       <w:r>
         <w:rPr>
@@ -27082,7 +26956,6 @@
         </w:rPr>
         <w:t>再以</w:t>
       </w:r>
-      <w:proofErr w:type="spellStart"/>
       <w:r>
         <w:rPr>
           <w:rFonts w:cs="Times New Roman" w:hint="eastAsia"/>
@@ -27090,17 +26963,7 @@
           <w:kern w:val="0"/>
           <w:szCs w:val="24"/>
         </w:rPr>
-        <w:t>Ecoinvent</w:t>
-      </w:r>
-      <w:proofErr w:type="spellEnd"/>
-      <w:r>
-        <w:rPr>
-          <w:rFonts w:cs="Times New Roman" w:hint="eastAsia"/>
-          <w:color w:val="0000CC"/>
-          <w:kern w:val="0"/>
-          <w:szCs w:val="24"/>
-        </w:rPr>
-        <w:t xml:space="preserve"> 3</w:t>
+        <w:t>Ecoinvent 3</w:t>
       </w:r>
       <w:r>
         <w:rPr>
@@ -27253,7 +27116,6 @@
         </w:rPr>
         <w:t>再以</w:t>
       </w:r>
-      <w:proofErr w:type="spellStart"/>
       <w:r>
         <w:rPr>
           <w:rFonts w:cs="Times New Roman" w:hint="eastAsia"/>
@@ -27261,17 +27123,7 @@
           <w:kern w:val="0"/>
           <w:szCs w:val="24"/>
         </w:rPr>
-        <w:t>Ecoinvent</w:t>
-      </w:r>
-      <w:proofErr w:type="spellEnd"/>
-      <w:r>
-        <w:rPr>
-          <w:rFonts w:cs="Times New Roman" w:hint="eastAsia"/>
-          <w:color w:val="0000CC"/>
-          <w:kern w:val="0"/>
-          <w:szCs w:val="24"/>
-        </w:rPr>
-        <w:t xml:space="preserve"> 3</w:t>
+        <w:t>Ecoinvent 3</w:t>
       </w:r>
       <w:r>
         <w:rPr>
@@ -27301,8 +27153,8 @@
         <w:t>之係數。</w:t>
       </w:r>
     </w:p>
-    <w:bookmarkEnd w:id="103"/>
     <w:bookmarkEnd w:id="104"/>
+    <w:bookmarkEnd w:id="105"/>
     <w:p>
       <w:pPr>
         <w:widowControl/>
@@ -27333,10 +27185,10 @@
           <w:szCs w:val="36"/>
         </w:rPr>
       </w:pPr>
-      <w:bookmarkStart w:id="115" w:name="_Toc513930204"/>
-      <w:bookmarkStart w:id="116" w:name="_Toc514022221"/>
-      <w:bookmarkStart w:id="117" w:name="_Toc514028978"/>
-      <w:bookmarkStart w:id="118" w:name="_Toc197963308"/>
+      <w:bookmarkStart w:id="116" w:name="_Toc513930204"/>
+      <w:bookmarkStart w:id="117" w:name="_Toc514022221"/>
+      <w:bookmarkStart w:id="118" w:name="_Toc514028978"/>
+      <w:bookmarkStart w:id="119" w:name="_Toc197963308"/>
       <w:r>
         <w:rPr>
           <w:szCs w:val="36"/>
@@ -27362,10 +27214,10 @@
         </w:rPr>
         <w:t>足跡評估結果闡釋</w:t>
       </w:r>
-      <w:bookmarkEnd w:id="115"/>
       <w:bookmarkEnd w:id="116"/>
       <w:bookmarkEnd w:id="117"/>
       <w:bookmarkEnd w:id="118"/>
+      <w:bookmarkEnd w:id="119"/>
     </w:p>
     <w:p>
       <w:pPr>
@@ -27376,10 +27228,10 @@
           <w:rFonts w:ascii="Times New Roman" w:eastAsia="標楷體" w:hAnsi="Times New Roman"/>
         </w:rPr>
       </w:pPr>
-      <w:bookmarkStart w:id="119" w:name="_Toc513930205"/>
-      <w:bookmarkStart w:id="120" w:name="_Toc514022222"/>
-      <w:bookmarkStart w:id="121" w:name="_Toc514028979"/>
-      <w:bookmarkStart w:id="122" w:name="_Toc197963309"/>
+      <w:bookmarkStart w:id="120" w:name="_Toc513930205"/>
+      <w:bookmarkStart w:id="121" w:name="_Toc514022222"/>
+      <w:bookmarkStart w:id="122" w:name="_Toc514028979"/>
+      <w:bookmarkStart w:id="123" w:name="_Toc197963309"/>
       <w:r>
         <w:rPr>
           <w:rFonts w:ascii="Times New Roman" w:eastAsia="標楷體" w:hAnsi="Times New Roman"/>
@@ -27416,10 +27268,10 @@
         </w:rPr>
         <w:t>說明</w:t>
       </w:r>
-      <w:bookmarkEnd w:id="119"/>
       <w:bookmarkEnd w:id="120"/>
       <w:bookmarkEnd w:id="121"/>
       <w:bookmarkEnd w:id="122"/>
+      <w:bookmarkEnd w:id="123"/>
     </w:p>
     <w:p>
       <w:pPr>
@@ -29481,7 +29333,7 @@
           <w:rFonts w:cs="Times New Roman"/>
         </w:rPr>
       </w:pPr>
-      <w:bookmarkStart w:id="123" w:name="_Toc171330377"/>
+      <w:bookmarkStart w:id="124" w:name="_Toc171330377"/>
       <w:r>
         <w:rPr>
           <w:rFonts w:cs="Times New Roman"/>
@@ -29555,7 +29407,7 @@
         </w:rPr>
         <w:t>-1</w:t>
       </w:r>
-      <w:bookmarkEnd w:id="123"/>
+      <w:bookmarkEnd w:id="124"/>
     </w:p>
     <w:p>
       <w:pPr>
@@ -29623,7 +29475,7 @@
         <w:pStyle w:val="af0"/>
         <w:keepNext/>
       </w:pPr>
-      <w:bookmarkStart w:id="124" w:name="_Toc198209937"/>
+      <w:bookmarkStart w:id="125" w:name="_Toc198209937"/>
       <w:r>
         <w:rPr>
           <w:rFonts w:hint="eastAsia"/>
@@ -29744,7 +29596,7 @@
         </w:rPr>
         <w:t>類別占比</w:t>
       </w:r>
-      <w:bookmarkEnd w:id="124"/>
+      <w:bookmarkEnd w:id="125"/>
     </w:p>
     <w:p/>
     <w:tbl>
@@ -31257,7 +31109,7 @@
           <w:szCs w:val="24"/>
         </w:rPr>
       </w:pPr>
-      <w:bookmarkStart w:id="125" w:name="_Toc171330378"/>
+      <w:bookmarkStart w:id="126" w:name="_Toc171330378"/>
       <w:r>
         <w:rPr>
           <w:rFonts w:hint="eastAsia"/>
@@ -31372,7 +31224,7 @@
         </w:rPr>
         <w:t>2</w:t>
       </w:r>
-      <w:bookmarkEnd w:id="125"/>
+      <w:bookmarkEnd w:id="126"/>
     </w:p>
     <w:p>
       <w:pPr>
@@ -31390,8 +31242,8 @@
           <w:rFonts w:cs="Times New Roman"/>
         </w:rPr>
       </w:pPr>
-      <w:bookmarkStart w:id="126" w:name="_Toc8050378"/>
-      <w:bookmarkStart w:id="127" w:name="_Toc8126153"/>
+      <w:bookmarkStart w:id="127" w:name="_Toc8050378"/>
+      <w:bookmarkStart w:id="128" w:name="_Toc8126153"/>
       <w:r>
         <w:rPr>
           <w:rFonts w:cs="Times New Roman" w:hint="eastAsia"/>
@@ -32130,7 +31982,6 @@
         </w:rPr>
         <w:t>)</w:t>
       </w:r>
-      <w:proofErr w:type="gramStart"/>
       <w:r>
         <w:rPr>
           <w:rFonts w:cs="Times New Roman"/>
@@ -32138,7 +31989,6 @@
         </w:rPr>
         <w:t>佔</w:t>
       </w:r>
-      <w:proofErr w:type="gramEnd"/>
       <w:r>
         <w:rPr>
           <w:rFonts w:cs="Times New Roman"/>
@@ -34341,7 +34191,7 @@
           <w:szCs w:val="24"/>
         </w:rPr>
       </w:pPr>
-      <w:bookmarkStart w:id="128" w:name="_Toc146801771"/>
+      <w:bookmarkStart w:id="129" w:name="_Toc146801771"/>
       <w:r>
         <w:rPr>
           <w:rFonts w:cs="Times New Roman"/>
@@ -34377,7 +34227,7 @@
         </w:rPr>
         <w:t>碳足跡評估總表</w:t>
       </w:r>
-      <w:bookmarkEnd w:id="128"/>
+      <w:bookmarkEnd w:id="129"/>
     </w:p>
     <w:p>
       <w:pPr>
@@ -35251,18 +35101,8 @@
           <w:color w:val="FF0000"/>
           <w:szCs w:val="24"/>
         </w:rPr>
-        <w:t>其餘等的剩餘製程</w:t>
-      </w:r>
-      <w:proofErr w:type="gramStart"/>
-      <w:r>
-        <w:rPr>
-          <w:rFonts w:cs="Times New Roman"/>
-          <w:color w:val="FF0000"/>
-          <w:szCs w:val="24"/>
-        </w:rPr>
-        <w:t>佔</w:t>
-      </w:r>
-      <w:proofErr w:type="gramEnd"/>
+        <w:t>其餘等的剩餘製程佔</w:t>
+      </w:r>
       <w:r>
         <w:rPr>
           <w:rFonts w:cs="Times New Roman"/>
@@ -37415,7 +37255,7 @@
           <w:rFonts w:cs="Times New Roman"/>
         </w:rPr>
       </w:pPr>
-      <w:bookmarkStart w:id="129" w:name="_Toc146801772"/>
+      <w:bookmarkStart w:id="130" w:name="_Toc146801772"/>
       <w:r>
         <w:rPr>
           <w:rFonts w:cs="Times New Roman"/>
@@ -37446,7 +37286,7 @@
         </w:rPr>
         <w:t>碳足跡評估總表</w:t>
       </w:r>
-      <w:bookmarkEnd w:id="129"/>
+      <w:bookmarkEnd w:id="130"/>
     </w:p>
     <w:p>
       <w:pPr>
@@ -37486,7 +37326,7 @@
           <w:szCs w:val="32"/>
         </w:rPr>
       </w:pPr>
-      <w:bookmarkStart w:id="130" w:name="_Toc146801759"/>
+      <w:bookmarkStart w:id="131" w:name="_Toc146801759"/>
       <w:r>
         <w:rPr>
           <w:rFonts w:cs="Times New Roman"/>
@@ -37519,7 +37359,7 @@
         </w:rPr>
         <w:t>產品碳足跡熱點分析結果</w:t>
       </w:r>
-      <w:bookmarkEnd w:id="130"/>
+      <w:bookmarkEnd w:id="131"/>
     </w:p>
     <w:p>
       <w:pPr>
@@ -37735,7 +37575,7 @@
           <w:szCs w:val="20"/>
         </w:rPr>
       </w:pPr>
-      <w:bookmarkStart w:id="131" w:name="_Toc146801785"/>
+      <w:bookmarkStart w:id="132" w:name="_Toc146801785"/>
       <w:r>
         <w:rPr>
           <w:rFonts w:cs="Times New Roman"/>
@@ -37785,7 +37625,7 @@
         </w:rPr>
         <w:t>前十大碳排</w:t>
       </w:r>
-      <w:bookmarkEnd w:id="131"/>
+      <w:bookmarkEnd w:id="132"/>
     </w:p>
     <w:tbl>
       <w:tblPr>
@@ -39610,7 +39450,7 @@
           <w:szCs w:val="24"/>
         </w:rPr>
       </w:pPr>
-      <w:bookmarkStart w:id="132" w:name="_Toc146801773"/>
+      <w:bookmarkStart w:id="133" w:name="_Toc146801773"/>
       <w:r>
         <w:rPr>
           <w:rFonts w:cs="Times New Roman"/>
@@ -39632,7 +39472,7 @@
         </w:rPr>
         <w:t>、碳足跡評估總表</w:t>
       </w:r>
-      <w:bookmarkEnd w:id="132"/>
+      <w:bookmarkEnd w:id="133"/>
     </w:p>
     <w:p>
       <w:pPr>
@@ -41043,7 +40883,7 @@
           <w:szCs w:val="24"/>
         </w:rPr>
       </w:pPr>
-      <w:bookmarkStart w:id="133" w:name="_Toc171330382"/>
+      <w:bookmarkStart w:id="134" w:name="_Toc171330382"/>
       <w:r>
         <w:rPr>
           <w:rFonts w:hint="eastAsia"/>
@@ -41151,7 +40991,7 @@
         </w:rPr>
         <w:t>總表</w:t>
       </w:r>
-      <w:bookmarkEnd w:id="133"/>
+      <w:bookmarkEnd w:id="134"/>
     </w:p>
     <w:p>
       <w:pPr>
@@ -41162,12 +41002,12 @@
           <w:rFonts w:ascii="Times New Roman" w:eastAsia="標楷體" w:hAnsi="Times New Roman"/>
         </w:rPr>
       </w:pPr>
-      <w:bookmarkStart w:id="134" w:name="_Toc197963310"/>
-      <w:bookmarkStart w:id="135" w:name="_Toc513930207"/>
-      <w:bookmarkStart w:id="136" w:name="_Toc514022223"/>
-      <w:bookmarkStart w:id="137" w:name="_Toc514028980"/>
-      <w:bookmarkEnd w:id="126"/>
+      <w:bookmarkStart w:id="135" w:name="_Toc197963310"/>
+      <w:bookmarkStart w:id="136" w:name="_Toc513930207"/>
+      <w:bookmarkStart w:id="137" w:name="_Toc514022223"/>
+      <w:bookmarkStart w:id="138" w:name="_Toc514028980"/>
       <w:bookmarkEnd w:id="127"/>
+      <w:bookmarkEnd w:id="128"/>
       <w:r>
         <w:rPr>
           <w:rFonts w:ascii="Times New Roman" w:eastAsia="標楷體" w:hAnsi="Times New Roman"/>
@@ -41180,7 +41020,7 @@
         </w:rPr>
         <w:t>碳足跡結果分析</w:t>
       </w:r>
-      <w:bookmarkEnd w:id="134"/>
+      <w:bookmarkEnd w:id="135"/>
     </w:p>
     <w:p>
       <w:pPr>
@@ -41332,14 +41172,12 @@
         </w:rPr>
         <w:t>電力</w:t>
       </w:r>
-      <w:proofErr w:type="gramStart"/>
       <w:r>
         <w:rPr>
           <w:rFonts w:cs="Times New Roman"/>
         </w:rPr>
         <w:t>″</w:t>
       </w:r>
-      <w:proofErr w:type="gramEnd"/>
       <w:r>
         <w:rPr>
           <w:rFonts w:cs="Times New Roman" w:hint="eastAsia"/>
@@ -41588,7 +41426,7 @@
           <w:rFonts w:ascii="Times New Roman" w:eastAsia="標楷體" w:hAnsi="Times New Roman"/>
         </w:rPr>
       </w:pPr>
-      <w:bookmarkStart w:id="138" w:name="_Toc197963311"/>
+      <w:bookmarkStart w:id="139" w:name="_Toc197963311"/>
       <w:r>
         <w:rPr>
           <w:rFonts w:ascii="Times New Roman" w:eastAsia="標楷體" w:hAnsi="Times New Roman"/>
@@ -41601,10 +41439,10 @@
         </w:rPr>
         <w:t>數據品質評估結果</w:t>
       </w:r>
-      <w:bookmarkEnd w:id="135"/>
       <w:bookmarkEnd w:id="136"/>
       <w:bookmarkEnd w:id="137"/>
       <w:bookmarkEnd w:id="138"/>
+      <w:bookmarkEnd w:id="139"/>
     </w:p>
     <w:p>
       <w:pPr>
@@ -41789,8 +41627,8 @@
           <w:szCs w:val="26"/>
         </w:rPr>
       </w:pPr>
-      <w:bookmarkStart w:id="139" w:name="OLE_LINK28"/>
-      <w:bookmarkStart w:id="140" w:name="OLE_LINK29"/>
+      <w:bookmarkStart w:id="140" w:name="OLE_LINK28"/>
+      <w:bookmarkStart w:id="141" w:name="OLE_LINK29"/>
       <w:r>
         <w:rPr>
           <w:rFonts w:cs="Times New Roman"/>
@@ -41822,8 +41660,8 @@
         <w:t>來自廠址之足夠數據，且為經過一段時間得以穩定常態波動之具有代表性之數據。</w:t>
       </w:r>
     </w:p>
-    <w:bookmarkEnd w:id="139"/>
     <w:bookmarkEnd w:id="140"/>
+    <w:bookmarkEnd w:id="141"/>
     <w:p>
       <w:pPr>
         <w:pStyle w:val="a9"/>
@@ -42818,10 +42656,10 @@
       </w:r>
     </w:p>
     <w:p>
-      <w:bookmarkStart w:id="141" w:name="_Toc514022406"/>
-      <w:bookmarkStart w:id="142" w:name="_Toc514029076"/>
-      <w:bookmarkStart w:id="143" w:name="_Toc514029138"/>
-      <w:bookmarkStart w:id="144" w:name="_Toc515284841"/>
+      <w:bookmarkStart w:id="142" w:name="_Toc514022406"/>
+      <w:bookmarkStart w:id="143" w:name="_Toc514029076"/>
+      <w:bookmarkStart w:id="144" w:name="_Toc514029138"/>
+      <w:bookmarkStart w:id="145" w:name="_Toc515284841"/>
     </w:p>
     <w:tbl>
       <w:tblPr>
@@ -43208,7 +43046,7 @@
           <w:sz w:val="24"/>
         </w:rPr>
       </w:pPr>
-      <w:bookmarkStart w:id="145" w:name="_Toc171330383"/>
+      <w:bookmarkStart w:id="146" w:name="_Toc171330383"/>
       <w:r>
         <w:rPr>
           <w:rFonts w:cs="Times New Roman"/>
@@ -43273,12 +43111,12 @@
         </w:rPr>
         <w:t>、數據品質等級對照表</w:t>
       </w:r>
-      <w:bookmarkEnd w:id="145"/>
+      <w:bookmarkEnd w:id="146"/>
     </w:p>
-    <w:bookmarkEnd w:id="141"/>
     <w:bookmarkEnd w:id="142"/>
     <w:bookmarkEnd w:id="143"/>
     <w:bookmarkEnd w:id="144"/>
+    <w:bookmarkEnd w:id="145"/>
     <w:p/>
     <w:p/>
     <w:p>
@@ -43290,8 +43128,8 @@
           <w:szCs w:val="36"/>
         </w:rPr>
       </w:pPr>
-      <w:bookmarkStart w:id="146" w:name="_Toc514022224"/>
-      <w:bookmarkStart w:id="147" w:name="_Toc514028981"/>
+      <w:bookmarkStart w:id="147" w:name="_Toc514022224"/>
+      <w:bookmarkStart w:id="148" w:name="_Toc514028981"/>
       <w:r>
         <w:rPr>
           <w:rFonts w:cs="Times New Roman"/>
@@ -43317,7 +43155,7 @@
           <w:szCs w:val="36"/>
         </w:rPr>
       </w:pPr>
-      <w:bookmarkStart w:id="148" w:name="_Toc197963312"/>
+      <w:bookmarkStart w:id="149" w:name="_Toc197963312"/>
       <w:r>
         <w:rPr>
           <w:szCs w:val="36"/>
@@ -43342,9 +43180,9 @@
         </w:rPr>
         <w:t>足跡報告及紀錄管理</w:t>
       </w:r>
-      <w:bookmarkEnd w:id="146"/>
       <w:bookmarkEnd w:id="147"/>
       <w:bookmarkEnd w:id="148"/>
+      <w:bookmarkEnd w:id="149"/>
     </w:p>
     <w:p>
       <w:pPr>
@@ -43356,9 +43194,9 @@
           <w:rFonts w:ascii="Times New Roman" w:eastAsia="標楷體" w:hAnsi="Times New Roman"/>
         </w:rPr>
       </w:pPr>
-      <w:bookmarkStart w:id="149" w:name="_Toc514022225"/>
-      <w:bookmarkStart w:id="150" w:name="_Toc515281912"/>
-      <w:bookmarkStart w:id="151" w:name="_Toc197963313"/>
+      <w:bookmarkStart w:id="150" w:name="_Toc514022225"/>
+      <w:bookmarkStart w:id="151" w:name="_Toc515281912"/>
+      <w:bookmarkStart w:id="152" w:name="_Toc197963313"/>
       <w:r>
         <w:rPr>
           <w:rFonts w:ascii="Times New Roman" w:eastAsia="標楷體" w:hAnsi="Times New Roman"/>
@@ -43371,9 +43209,9 @@
         </w:rPr>
         <w:t>內部查證結果</w:t>
       </w:r>
-      <w:bookmarkEnd w:id="149"/>
       <w:bookmarkEnd w:id="150"/>
       <w:bookmarkEnd w:id="151"/>
+      <w:bookmarkEnd w:id="152"/>
     </w:p>
     <w:p>
       <w:pPr>
@@ -43494,24 +43332,24 @@
           <w:rFonts w:ascii="Times New Roman" w:eastAsia="標楷體" w:hAnsi="Times New Roman"/>
         </w:rPr>
       </w:pPr>
-      <w:bookmarkStart w:id="152" w:name="_Toc514022227"/>
-      <w:bookmarkStart w:id="153" w:name="_Toc515281914"/>
-      <w:bookmarkStart w:id="154" w:name="_Toc197963314"/>
+      <w:bookmarkStart w:id="153" w:name="_Toc514022227"/>
+      <w:bookmarkStart w:id="154" w:name="_Toc515281914"/>
+      <w:bookmarkStart w:id="155" w:name="_Toc197963314"/>
       <w:r>
         <w:rPr>
           <w:rFonts w:ascii="Times New Roman" w:eastAsia="標楷體" w:hAnsi="Times New Roman"/>
         </w:rPr>
         <w:t>6.2</w:t>
       </w:r>
-      <w:bookmarkEnd w:id="152"/>
       <w:bookmarkEnd w:id="153"/>
+      <w:bookmarkEnd w:id="154"/>
       <w:r>
         <w:rPr>
           <w:rFonts w:ascii="Times New Roman" w:eastAsia="標楷體" w:hAnsi="Times New Roman"/>
         </w:rPr>
         <w:t>外部查證</w:t>
       </w:r>
-      <w:bookmarkEnd w:id="154"/>
+      <w:bookmarkEnd w:id="155"/>
     </w:p>
     <w:p>
       <w:pPr>
@@ -43628,9 +43466,9 @@
           <w:szCs w:val="36"/>
         </w:rPr>
       </w:pPr>
-      <w:bookmarkStart w:id="155" w:name="_Toc513930212"/>
-      <w:bookmarkStart w:id="156" w:name="_Toc514028985"/>
-      <w:bookmarkStart w:id="157" w:name="_Toc197963315"/>
+      <w:bookmarkStart w:id="156" w:name="_Toc513930212"/>
+      <w:bookmarkStart w:id="157" w:name="_Toc514028985"/>
+      <w:bookmarkStart w:id="158" w:name="_Toc197963315"/>
       <w:r>
         <w:rPr>
           <w:szCs w:val="36"/>
@@ -43650,9 +43488,9 @@
         </w:rPr>
         <w:t>參考文獻</w:t>
       </w:r>
-      <w:bookmarkEnd w:id="155"/>
       <w:bookmarkEnd w:id="156"/>
       <w:bookmarkEnd w:id="157"/>
+      <w:bookmarkEnd w:id="158"/>
     </w:p>
     <w:p>
       <w:pPr>
@@ -43745,23 +43583,7 @@
           <w:rFonts w:cs="Times New Roman"/>
           <w:szCs w:val="24"/>
         </w:rPr>
-        <w:t xml:space="preserve"> Life cycle assessment </w:t>
-      </w:r>
-      <w:proofErr w:type="gramStart"/>
-      <w:r>
-        <w:rPr>
-          <w:rFonts w:cs="Times New Roman"/>
-          <w:szCs w:val="24"/>
-        </w:rPr>
-        <w:t>—</w:t>
-      </w:r>
-      <w:proofErr w:type="gramEnd"/>
-      <w:r>
-        <w:rPr>
-          <w:rFonts w:cs="Times New Roman"/>
-          <w:szCs w:val="24"/>
-        </w:rPr>
-        <w:t xml:space="preserve"> Principles and framework, 2006.</w:t>
+        <w:t xml:space="preserve"> Life cycle assessment — Principles and framework, 2006.</w:t>
       </w:r>
       <w:r>
         <w:rPr>
@@ -43807,23 +43629,7 @@
           <w:rFonts w:cs="Times New Roman"/>
           <w:szCs w:val="24"/>
         </w:rPr>
-        <w:t xml:space="preserve"> Life cycle assessment </w:t>
-      </w:r>
-      <w:proofErr w:type="gramStart"/>
-      <w:r>
-        <w:rPr>
-          <w:rFonts w:cs="Times New Roman"/>
-          <w:szCs w:val="24"/>
-        </w:rPr>
-        <w:t>—</w:t>
-      </w:r>
-      <w:proofErr w:type="gramEnd"/>
-      <w:r>
-        <w:rPr>
-          <w:rFonts w:cs="Times New Roman"/>
-          <w:szCs w:val="24"/>
-        </w:rPr>
-        <w:t xml:space="preserve"> Requirements and guidelines, 2006</w:t>
+        <w:t xml:space="preserve"> Life cycle assessment — Requirements and guidelines, 2006</w:t>
       </w:r>
       <w:r>
         <w:rPr>
@@ -44089,7 +43895,7 @@
           <w:szCs w:val="24"/>
         </w:rPr>
       </w:pPr>
-      <w:bookmarkStart w:id="158" w:name="_Ref153471654"/>
+      <w:bookmarkStart w:id="159" w:name="_Ref153471654"/>
       <w:r>
         <w:rPr>
           <w:rFonts w:ascii="Arial" w:hAnsi="Arial" w:cs="Arial"/>
@@ -44154,7 +43960,7 @@
         </w:rPr>
         <w:t xml:space="preserve"> )</w:t>
       </w:r>
-      <w:bookmarkEnd w:id="158"/>
+      <w:bookmarkEnd w:id="159"/>
     </w:p>
     <w:p>
       <w:pPr>
@@ -44171,7 +43977,7 @@
           <w:szCs w:val="24"/>
         </w:rPr>
       </w:pPr>
-      <w:bookmarkStart w:id="159" w:name="_Ref153471239"/>
+      <w:bookmarkStart w:id="160" w:name="_Ref153471239"/>
       <w:r>
         <w:rPr>
           <w:rFonts w:cs="Times New Roman"/>
@@ -44217,7 +44023,7 @@
           <w:t>https://www.researchgate.net/publication/303112425_E-waste_in_Mexico_case_of_study_Tepic_Nayarit</w:t>
         </w:r>
       </w:hyperlink>
-      <w:bookmarkEnd w:id="159"/>
+      <w:bookmarkEnd w:id="160"/>
       <w:r>
         <w:rPr>
           <w:rFonts w:cs="Times New Roman"/>
@@ -44241,7 +44047,7 @@
           <w:szCs w:val="24"/>
         </w:rPr>
       </w:pPr>
-      <w:bookmarkStart w:id="160" w:name="_Ref153472087"/>
+      <w:bookmarkStart w:id="161" w:name="_Ref153472087"/>
       <w:r>
         <w:rPr>
           <w:rFonts w:cs="Times New Roman" w:hint="eastAsia"/>
@@ -44259,7 +44065,7 @@
           <w:t>https://e-info.org.tw/node/237388</w:t>
         </w:r>
       </w:hyperlink>
-      <w:bookmarkEnd w:id="160"/>
+      <w:bookmarkEnd w:id="161"/>
       <w:r>
         <w:rPr>
           <w:rFonts w:cs="Times New Roman" w:hint="eastAsia"/>
@@ -44283,7 +44089,7 @@
           <w:szCs w:val="24"/>
         </w:rPr>
       </w:pPr>
-      <w:bookmarkStart w:id="161" w:name="_Ref153472094"/>
+      <w:bookmarkStart w:id="162" w:name="_Ref153472094"/>
       <w:r>
         <w:rPr>
           <w:rFonts w:cs="Times New Roman" w:hint="eastAsia"/>
@@ -44301,7 +44107,7 @@
           <w:t>https://www.ey.gov.tw/state/4AC21DC94B8E19A8/aea35f1b-0fe3-4ca9-8ab9-6579fd30a8f3</w:t>
         </w:r>
       </w:hyperlink>
-      <w:bookmarkEnd w:id="161"/>
+      <w:bookmarkEnd w:id="162"/>
       <w:r>
         <w:rPr>
           <w:rFonts w:cs="Times New Roman" w:hint="eastAsia"/>
@@ -44325,7 +44131,7 @@
           <w:szCs w:val="24"/>
         </w:rPr>
       </w:pPr>
-      <w:bookmarkStart w:id="162" w:name="_Ref153472137"/>
+      <w:bookmarkStart w:id="163" w:name="_Ref153472137"/>
       <w:r>
         <w:rPr>
           <w:rFonts w:cs="Times New Roman"/>
@@ -44359,7 +44165,7 @@
           <w:t>https://leap.unep.org/en/countries/mx/case-studies/mexico</w:t>
         </w:r>
       </w:hyperlink>
-      <w:bookmarkEnd w:id="162"/>
+      <w:bookmarkEnd w:id="163"/>
       <w:r>
         <w:rPr>
           <w:rFonts w:cs="Times New Roman" w:hint="eastAsia"/>
@@ -44486,7 +44292,7 @@
       </w:r>
     </w:p>
   </w:comment>
-  <w:comment w:id="48" w:author="vicky_tseng 曾筱淇" w:date="2023-12-07T13:19:00Z" w:initials="v曾">
+  <w:comment w:id="49" w:author="vicky_tseng 曾筱淇" w:date="2023-12-07T13:19:00Z" w:initials="v曾">
     <w:p>
       <w:pPr>
         <w:pStyle w:val="af5"/>
@@ -44527,7 +44333,7 @@
       </w:pPr>
     </w:p>
   </w:comment>
-  <w:comment w:id="53" w:author="vicky_tseng 曾筱淇" w:date="2024-04-01T14:40:00Z" w:initials="v曾">
+  <w:comment w:id="54" w:author="vicky_tseng 曾筱淇" w:date="2024-04-01T14:40:00Z" w:initials="v曾">
     <w:p>
       <w:pPr>
         <w:pStyle w:val="af5"/>
@@ -44546,7 +44352,7 @@
       </w:r>
     </w:p>
   </w:comment>
-  <w:comment w:id="70" w:author="vicky_tseng 曾筱淇" w:date="2024-04-01T14:40:00Z" w:initials="v曾">
+  <w:comment w:id="71" w:author="vicky_tseng 曾筱淇" w:date="2024-04-01T14:40:00Z" w:initials="v曾">
     <w:p>
       <w:pPr>
         <w:pStyle w:val="af5"/>
@@ -44652,7 +44458,6 @@
         <w:docPartUnique/>
       </w:docPartObj>
     </w:sdtPr>
-    <w:sdtEndPr/>
     <w:sdtContent>
       <w:p>
         <w:pPr>
@@ -44699,7 +44504,6 @@
         <w:docPartUnique/>
       </w:docPartObj>
     </w:sdtPr>
-    <w:sdtEndPr/>
     <w:sdtContent>
       <w:p>
         <w:pPr>
@@ -44746,7 +44550,6 @@
         <w:docPartUnique/>
       </w:docPartObj>
     </w:sdtPr>
-    <w:sdtEndPr/>
     <w:sdtContent>
       <w:p>
         <w:pPr>
@@ -44793,7 +44596,6 @@
         <w:docPartUnique/>
       </w:docPartObj>
     </w:sdtPr>
-    <w:sdtEndPr/>
     <w:sdtContent>
       <w:p>
         <w:pPr>
@@ -53149,10 +52951,6 @@
 </file>
 
 <file path=customXml/item1.xml><?xml version="1.0" encoding="utf-8"?>
-<b:Sources xmlns:b="http://schemas.openxmlformats.org/officeDocument/2006/bibliography" xmlns="http://schemas.openxmlformats.org/officeDocument/2006/bibliography" SelectedStyle="\APASixthEditionOfficeOnline.xsl" StyleName="APA" Version="6"/>
-</file>
-
-<file path=customXml/item2.xml><?xml version="1.0" encoding="utf-8"?>
 <?mso-contentType ?>
 <FormTemplates xmlns="http://schemas.microsoft.com/sharepoint/v3/contenttype/forms">
   <Display>DocumentLibraryForm</Display>
@@ -53161,15 +52959,11 @@
 </FormTemplates>
 </file>
 
-<file path=customXml/item3.xml><?xml version="1.0" encoding="utf-8"?>
-<p:properties xmlns:p="http://schemas.microsoft.com/office/2006/metadata/properties" xmlns:xsi="http://www.w3.org/2001/XMLSchema-instance" xmlns:pc="http://schemas.microsoft.com/office/infopath/2007/PartnerControls">
-  <documentManagement>
-    <_activity xmlns="c8e6b587-0fc0-4afa-94f5-0e4613cd82f0" xsi:nil="true"/>
-  </documentManagement>
-</p:properties>
+<file path=customXml/item2.xml><?xml version="1.0" encoding="utf-8"?>
+<b:Sources xmlns:b="http://schemas.openxmlformats.org/officeDocument/2006/bibliography" xmlns="http://schemas.openxmlformats.org/officeDocument/2006/bibliography" SelectedStyle="\APASixthEditionOfficeOnline.xsl" StyleName="APA" Version="6"/>
 </file>
 
-<file path=customXml/item4.xml><?xml version="1.0" encoding="utf-8"?>
+<file path=customXml/item3.xml><?xml version="1.0" encoding="utf-8"?>
 <ct:contentTypeSchema xmlns:ct="http://schemas.microsoft.com/office/2006/metadata/contentType" xmlns:ma="http://schemas.microsoft.com/office/2006/metadata/properties/metaAttributes" ct:_="" ma:_="" ma:contentTypeName="文件" ma:contentTypeID="0x010100F17048914BEBBB4BB784332BF0B1EF59" ma:contentTypeVersion="14" ma:contentTypeDescription="建立新的文件。" ma:contentTypeScope="" ma:versionID="09c6fab7735e8b2f0f3371eb6d87fe27">
   <xsd:schema xmlns:xsd="http://www.w3.org/2001/XMLSchema" xmlns:xs="http://www.w3.org/2001/XMLSchema" xmlns:p="http://schemas.microsoft.com/office/2006/metadata/properties" xmlns:ns3="c8e6b587-0fc0-4afa-94f5-0e4613cd82f0" xmlns:ns4="9f7adc91-6f0c-46e4-9fb2-cc04a16c42f0" targetNamespace="http://schemas.microsoft.com/office/2006/metadata/properties" ma:root="true" ma:fieldsID="ded2e344782d5ec9974507d58978ccc3" ns3:_="" ns4:_="">
     <xsd:import namespace="c8e6b587-0fc0-4afa-94f5-0e4613cd82f0"/>
@@ -53396,7 +53190,23 @@
 </ct:contentTypeSchema>
 </file>
 
+<file path=customXml/item4.xml><?xml version="1.0" encoding="utf-8"?>
+<p:properties xmlns:p="http://schemas.microsoft.com/office/2006/metadata/properties" xmlns:xsi="http://www.w3.org/2001/XMLSchema-instance" xmlns:pc="http://schemas.microsoft.com/office/infopath/2007/PartnerControls">
+  <documentManagement>
+    <_activity xmlns="c8e6b587-0fc0-4afa-94f5-0e4613cd82f0" xsi:nil="true"/>
+  </documentManagement>
+</p:properties>
+</file>
+
 <file path=customXml/itemProps1.xml><?xml version="1.0" encoding="utf-8"?>
+<ds:datastoreItem xmlns:ds="http://schemas.openxmlformats.org/officeDocument/2006/customXml" ds:itemID="{91B8511A-CCAA-49BC-8088-00E2EEBD2CFC}">
+  <ds:schemaRefs>
+    <ds:schemaRef ds:uri="http://schemas.microsoft.com/sharepoint/v3/contenttype/forms"/>
+  </ds:schemaRefs>
+</ds:datastoreItem>
+</file>
+
+<file path=customXml/itemProps2.xml><?xml version="1.0" encoding="utf-8"?>
 <ds:datastoreItem xmlns:ds="http://schemas.openxmlformats.org/officeDocument/2006/customXml" ds:itemID="{E9CCC819-DCA5-42A5-B76B-6665F999B6B7}">
   <ds:schemaRefs>
     <ds:schemaRef ds:uri="http://schemas.openxmlformats.org/officeDocument/2006/bibliography"/>
@@ -53404,25 +53214,7 @@
 </ds:datastoreItem>
 </file>
 
-<file path=customXml/itemProps2.xml><?xml version="1.0" encoding="utf-8"?>
-<ds:datastoreItem xmlns:ds="http://schemas.openxmlformats.org/officeDocument/2006/customXml" ds:itemID="{91B8511A-CCAA-49BC-8088-00E2EEBD2CFC}">
-  <ds:schemaRefs>
-    <ds:schemaRef ds:uri="http://schemas.microsoft.com/sharepoint/v3/contenttype/forms"/>
-  </ds:schemaRefs>
-</ds:datastoreItem>
-</file>
-
 <file path=customXml/itemProps3.xml><?xml version="1.0" encoding="utf-8"?>
-<ds:datastoreItem xmlns:ds="http://schemas.openxmlformats.org/officeDocument/2006/customXml" ds:itemID="{1C70EA69-68A5-4E64-BC2D-4338F90F2D1B}">
-  <ds:schemaRefs>
-    <ds:schemaRef ds:uri="http://schemas.microsoft.com/office/2006/metadata/properties"/>
-    <ds:schemaRef ds:uri="http://schemas.microsoft.com/office/infopath/2007/PartnerControls"/>
-    <ds:schemaRef ds:uri="c8e6b587-0fc0-4afa-94f5-0e4613cd82f0"/>
-  </ds:schemaRefs>
-</ds:datastoreItem>
-</file>
-
-<file path=customXml/itemProps4.xml><?xml version="1.0" encoding="utf-8"?>
 <ds:datastoreItem xmlns:ds="http://schemas.openxmlformats.org/officeDocument/2006/customXml" ds:itemID="{6BE9682A-2453-47DB-B61C-79469FC7C65B}">
   <ds:schemaRefs>
     <ds:schemaRef ds:uri="http://schemas.microsoft.com/office/2006/metadata/contentType"/>
@@ -53439,4 +53231,14 @@
     <ds:schemaRef ds:uri="http://schemas.microsoft.com/internal/obd"/>
   </ds:schemaRefs>
 </ds:datastoreItem>
+</file>
+
+<file path=customXml/itemProps4.xml><?xml version="1.0" encoding="utf-8"?>
+<ds:datastoreItem xmlns:ds="http://schemas.openxmlformats.org/officeDocument/2006/customXml" ds:itemID="{1C70EA69-68A5-4E64-BC2D-4338F90F2D1B}">
+  <ds:schemaRefs>
+    <ds:schemaRef ds:uri="http://schemas.microsoft.com/office/2006/metadata/properties"/>
+    <ds:schemaRef ds:uri="http://schemas.microsoft.com/office/infopath/2007/PartnerControls"/>
+    <ds:schemaRef ds:uri="c8e6b587-0fc0-4afa-94f5-0e4613cd82f0"/>
+  </ds:schemaRefs>
+</ds:datastoreItem>
 </file>